--- a/data/ai_paras/AI_para_74.docx
+++ b/data/ai_paras/AI_para_74.docx
@@ -4,7 +4,7 @@
   <w:body>
     <w:p>
       <w:r>
-        <w:t>The significance of prayer in both personal and biblical contexts serves as the foundation for this reflection paper, which seeks to explore the interplay between individual experiences and scriptural teachings. Prayer, as a profound spiritual practice, has been pivotal throughout biblical narratives, offering insights into divine-human communication. Within the Bible, prayers expressed by figures such as Paul and Jesus provide exemplary models that illuminate the depth of spiritual connection and purpose. This reflection aims to examine how personal prayer practices have been shaped by these biblical examples, focusing on the themes of spiritual strength and unity. Through this examination, the paper will articulate the transformative impact of integrating biblical prayers into personal spiritual life, illustrating how these ancient practices can enrich contemporary personal faith journeys.</w:t>
+        <w:t>Reflecting on personal experiences with prayer alongside the biblical examples provided by Paul and Jesus reveals a profound opportunity for spiritual growth and enrichment. Personal prayer practices, initially focused on individual desires, have evolved into deeper spiritual engagements, facilitating a stronger connection with divine love and purpose. The insights gained from Ephesians 3:14-21 emphasize the importance of seeking spiritual strength and understanding God's love, while Jesus' prayer in John 17 highlights the significance of unity and sanctification. These biblical elements can inspire future prayer practices, encouraging an approach that balances personal petitions with communal spiritual well-being. By integrating these biblical principles into personal prayer routines, individuals can cultivate a richer spiritual life, fostering both personal transformation and collective faith unity.</w:t>
       </w:r>
     </w:p>
     <w:sectPr>
